--- a/data_structure_read-updated.docx
+++ b/data_structure_read-updated.docx
@@ -259,7 +259,8 @@
       </w:pPr>
       <w:r>
         <w:rPr>
-          <w:lang w:val="en-US"/>
+          <w:noProof/>
+          <w:lang w:val="en-US" w:bidi="ar-SA"/>
         </w:rPr>
         <w:drawing>
           <wp:inline distT="0" distB="0" distL="0" distR="0" wp14:anchorId="081DA134" wp14:editId="4E7A972A">
@@ -306,7 +307,8 @@
       </w:pPr>
       <w:r>
         <w:rPr>
-          <w:lang w:val="en-US"/>
+          <w:noProof/>
+          <w:lang w:val="en-US" w:bidi="ar-SA"/>
         </w:rPr>
         <w:drawing>
           <wp:inline distT="0" distB="0" distL="0" distR="0" wp14:anchorId="432FE2DF" wp14:editId="0F97D8EC">
@@ -351,10 +353,10 @@
           <w:lang w:val="en-US"/>
         </w:rPr>
       </w:pPr>
-      <w:bookmarkStart w:id="0" w:name="_GoBack"/>
-      <w:r>
-        <w:rPr>
-          <w:lang w:val="en-US"/>
+      <w:r>
+        <w:rPr>
+          <w:noProof/>
+          <w:lang w:val="en-US" w:bidi="ar-SA"/>
         </w:rPr>
         <w:lastRenderedPageBreak/>
         <w:drawing>
@@ -393,79 +395,23 @@
           </wp:inline>
         </w:drawing>
       </w:r>
-      <w:bookmarkEnd w:id="0"/>
-    </w:p>
-    <w:p>
-      <w:pPr>
-        <w:rPr>
-          <w:lang w:val="en-US"/>
-        </w:rPr>
-      </w:pPr>
-    </w:p>
-    <w:p>
-      <w:pPr>
-        <w:rPr>
-          <w:lang w:val="en-US"/>
-        </w:rPr>
-      </w:pPr>
-      <w:r>
-        <w:rPr>
-          <w:lang w:val="en-US"/>
-        </w:rPr>
-        <w:t xml:space="preserve">Tower of Hanoi – </w:t>
-      </w:r>
-    </w:p>
-    <w:p>
-      <w:pPr>
-        <w:rPr>
-          <w:lang w:val="en-US"/>
-        </w:rPr>
-      </w:pPr>
-    </w:p>
-    <w:p>
-      <w:pPr>
-        <w:rPr>
-          <w:lang w:val="en-US"/>
-        </w:rPr>
-      </w:pPr>
-      <w:proofErr w:type="spellStart"/>
-      <w:r>
-        <w:rPr>
-          <w:lang w:val="en-US"/>
-        </w:rPr>
-        <w:t>Kadane</w:t>
-      </w:r>
-      <w:proofErr w:type="spellEnd"/>
-      <w:r>
-        <w:rPr>
-          <w:lang w:val="en-US"/>
-        </w:rPr>
-        <w:t xml:space="preserve"> </w:t>
-      </w:r>
-      <w:proofErr w:type="spellStart"/>
-      <w:r>
-        <w:rPr>
-          <w:lang w:val="en-US"/>
-        </w:rPr>
-        <w:t>algo</w:t>
-      </w:r>
-      <w:proofErr w:type="spellEnd"/>
-    </w:p>
-    <w:p>
-      <w:pPr>
-        <w:rPr>
-          <w:lang w:val="en-US"/>
-        </w:rPr>
-      </w:pPr>
-      <w:r>
-        <w:rPr>
-          <w:lang w:val="en-US"/>
-        </w:rPr>
+    </w:p>
+    <w:p>
+      <w:pPr>
+        <w:rPr>
+          <w:lang w:val="en-US"/>
+        </w:rPr>
+      </w:pPr>
+      <w:r>
+        <w:rPr>
+          <w:lang w:val="en-US"/>
+        </w:rPr>
+        <w:lastRenderedPageBreak/>
         <w:drawing>
-          <wp:inline distT="0" distB="0" distL="0" distR="0" wp14:anchorId="0B99119E" wp14:editId="12C1B59B">
-            <wp:extent cx="3705045" cy="3511296"/>
-            <wp:effectExtent l="0" t="0" r="0" b="0"/>
-            <wp:docPr id="6" name="Picture 6"/>
+          <wp:inline distT="0" distB="0" distL="0" distR="0" wp14:anchorId="7850FB8C" wp14:editId="6D7B14CC">
+            <wp:extent cx="3884371" cy="5925732"/>
+            <wp:effectExtent l="0" t="0" r="1905" b="0"/>
+            <wp:docPr id="9" name="Picture 9"/>
             <wp:cNvGraphicFramePr>
               <a:graphicFrameLocks xmlns:a="http://schemas.openxmlformats.org/drawingml/2006/main" noChangeAspect="1"/>
             </wp:cNvGraphicFramePr>
@@ -485,7 +431,828 @@
                   <pic:spPr>
                     <a:xfrm>
                       <a:off x="0" y="0"/>
+                      <a:ext cx="3897379" cy="5945576"/>
+                    </a:xfrm>
+                    <a:prstGeom prst="rect">
+                      <a:avLst/>
+                    </a:prstGeom>
+                  </pic:spPr>
+                </pic:pic>
+              </a:graphicData>
+            </a:graphic>
+          </wp:inline>
+        </w:drawing>
+      </w:r>
+    </w:p>
+    <w:p>
+      <w:pPr>
+        <w:rPr>
+          <w:lang w:val="en-US"/>
+        </w:rPr>
+      </w:pPr>
+      <w:r>
+        <w:rPr>
+          <w:lang w:val="en-US"/>
+        </w:rPr>
+        <w:t xml:space="preserve">Tower of Hanoi – </w:t>
+      </w:r>
+    </w:p>
+    <w:p>
+      <w:pPr>
+        <w:rPr>
+          <w:lang w:val="en-US"/>
+        </w:rPr>
+      </w:pPr>
+    </w:p>
+    <w:p>
+      <w:pPr>
+        <w:rPr>
+          <w:lang w:val="en-US"/>
+        </w:rPr>
+      </w:pPr>
+      <w:proofErr w:type="spellStart"/>
+      <w:r>
+        <w:rPr>
+          <w:lang w:val="en-US"/>
+        </w:rPr>
+        <w:t>Kadane</w:t>
+      </w:r>
+      <w:proofErr w:type="spellEnd"/>
+      <w:r>
+        <w:rPr>
+          <w:lang w:val="en-US"/>
+        </w:rPr>
+        <w:t xml:space="preserve"> </w:t>
+      </w:r>
+      <w:proofErr w:type="spellStart"/>
+      <w:r>
+        <w:rPr>
+          <w:lang w:val="en-US"/>
+        </w:rPr>
+        <w:t>algo</w:t>
+      </w:r>
+      <w:proofErr w:type="spellEnd"/>
+    </w:p>
+    <w:p>
+      <w:pPr>
+        <w:rPr>
+          <w:lang w:val="en-US"/>
+        </w:rPr>
+      </w:pPr>
+      <w:r>
+        <w:rPr>
+          <w:noProof/>
+          <w:lang w:val="en-US" w:bidi="ar-SA"/>
+        </w:rPr>
+        <w:lastRenderedPageBreak/>
+        <w:drawing>
+          <wp:inline distT="0" distB="0" distL="0" distR="0" wp14:anchorId="0B99119E" wp14:editId="12C1B59B">
+            <wp:extent cx="3705045" cy="3511296"/>
+            <wp:effectExtent l="0" t="0" r="0" b="0"/>
+            <wp:docPr id="6" name="Picture 6"/>
+            <wp:cNvGraphicFramePr>
+              <a:graphicFrameLocks xmlns:a="http://schemas.openxmlformats.org/drawingml/2006/main" noChangeAspect="1"/>
+            </wp:cNvGraphicFramePr>
+            <a:graphic xmlns:a="http://schemas.openxmlformats.org/drawingml/2006/main">
+              <a:graphicData uri="http://schemas.openxmlformats.org/drawingml/2006/picture">
+                <pic:pic xmlns:pic="http://schemas.openxmlformats.org/drawingml/2006/picture">
+                  <pic:nvPicPr>
+                    <pic:cNvPr id="1" name=""/>
+                    <pic:cNvPicPr/>
+                  </pic:nvPicPr>
+                  <pic:blipFill>
+                    <a:blip r:embed="rId10"/>
+                    <a:stretch>
+                      <a:fillRect/>
+                    </a:stretch>
+                  </pic:blipFill>
+                  <pic:spPr>
+                    <a:xfrm>
+                      <a:off x="0" y="0"/>
                       <a:ext cx="3708016" cy="3514112"/>
+                    </a:xfrm>
+                    <a:prstGeom prst="rect">
+                      <a:avLst/>
+                    </a:prstGeom>
+                  </pic:spPr>
+                </pic:pic>
+              </a:graphicData>
+            </a:graphic>
+          </wp:inline>
+        </w:drawing>
+      </w:r>
+    </w:p>
+    <w:p>
+      <w:pPr>
+        <w:rPr>
+          <w:lang w:val="en-US"/>
+        </w:rPr>
+      </w:pPr>
+    </w:p>
+    <w:p>
+      <w:pPr>
+        <w:rPr>
+          <w:lang w:val="en-US"/>
+        </w:rPr>
+      </w:pPr>
+    </w:p>
+    <w:p>
+      <w:pPr>
+        <w:rPr>
+          <w:b/>
+          <w:sz w:val="28"/>
+          <w:u w:val="single"/>
+          <w:lang w:val="en-US"/>
+        </w:rPr>
+      </w:pPr>
+      <w:r>
+        <w:rPr>
+          <w:b/>
+          <w:sz w:val="28"/>
+          <w:u w:val="single"/>
+          <w:lang w:val="en-US"/>
+        </w:rPr>
+        <w:t>Knight Tour</w:t>
+      </w:r>
+    </w:p>
+    <w:p>
+      <w:pPr>
+        <w:shd w:val="clear" w:color="auto" w:fill="E0E0E0"/>
+        <w:tabs>
+          <w:tab w:val="left" w:pos="916"/>
+          <w:tab w:val="left" w:pos="1832"/>
+          <w:tab w:val="left" w:pos="2748"/>
+          <w:tab w:val="left" w:pos="3664"/>
+          <w:tab w:val="left" w:pos="4580"/>
+          <w:tab w:val="left" w:pos="5496"/>
+          <w:tab w:val="left" w:pos="6412"/>
+          <w:tab w:val="left" w:pos="7328"/>
+          <w:tab w:val="left" w:pos="8244"/>
+          <w:tab w:val="left" w:pos="9160"/>
+          <w:tab w:val="left" w:pos="10076"/>
+          <w:tab w:val="left" w:pos="10992"/>
+          <w:tab w:val="left" w:pos="11908"/>
+          <w:tab w:val="left" w:pos="12824"/>
+          <w:tab w:val="left" w:pos="13740"/>
+          <w:tab w:val="left" w:pos="14656"/>
+        </w:tabs>
+        <w:spacing w:after="0" w:line="240" w:lineRule="auto"/>
+        <w:textAlignment w:val="baseline"/>
+        <w:rPr>
+          <w:rFonts w:ascii="Consolas" w:eastAsia="Times New Roman" w:hAnsi="Consolas" w:cs="Courier New"/>
+          <w:spacing w:val="2"/>
+          <w:kern w:val="0"/>
+          <w:sz w:val="24"/>
+          <w:szCs w:val="24"/>
+          <w:lang w:val="en-US" w:bidi="ar-SA"/>
+          <w14:ligatures w14:val="none"/>
+        </w:rPr>
+      </w:pPr>
+      <w:r>
+        <w:rPr>
+          <w:rFonts w:ascii="Consolas" w:eastAsia="Times New Roman" w:hAnsi="Consolas" w:cs="Courier New"/>
+          <w:spacing w:val="2"/>
+          <w:kern w:val="0"/>
+          <w:sz w:val="24"/>
+          <w:szCs w:val="24"/>
+          <w:bdr w:val="none" w:sz="0" w:space="0" w:color="auto" w:frame="1"/>
+          <w:lang w:val="en-US" w:bidi="ar-SA"/>
+          <w14:ligatures w14:val="none"/>
+        </w:rPr>
+        <w:t xml:space="preserve">If all squares are visited </w:t>
+      </w:r>
+      <w:r>
+        <w:rPr>
+          <w:rFonts w:ascii="Consolas" w:eastAsia="Times New Roman" w:hAnsi="Consolas" w:cs="Courier New"/>
+          <w:spacing w:val="2"/>
+          <w:kern w:val="0"/>
+          <w:sz w:val="24"/>
+          <w:szCs w:val="24"/>
+          <w:lang w:val="en-US" w:bidi="ar-SA"/>
+          <w14:ligatures w14:val="none"/>
+        </w:rPr>
+        <w:br/>
+      </w:r>
+      <w:r>
+        <w:rPr>
+          <w:rFonts w:ascii="Consolas" w:eastAsia="Times New Roman" w:hAnsi="Consolas" w:cs="Courier New"/>
+          <w:spacing w:val="2"/>
+          <w:kern w:val="0"/>
+          <w:sz w:val="24"/>
+          <w:szCs w:val="24"/>
+          <w:bdr w:val="none" w:sz="0" w:space="0" w:color="auto" w:frame="1"/>
+          <w:lang w:val="en-US" w:bidi="ar-SA"/>
+          <w14:ligatures w14:val="none"/>
+        </w:rPr>
+        <w:t xml:space="preserve">    print the solution</w:t>
+      </w:r>
+      <w:r>
+        <w:rPr>
+          <w:rFonts w:ascii="Consolas" w:eastAsia="Times New Roman" w:hAnsi="Consolas" w:cs="Courier New"/>
+          <w:spacing w:val="2"/>
+          <w:kern w:val="0"/>
+          <w:sz w:val="24"/>
+          <w:szCs w:val="24"/>
+          <w:lang w:val="en-US" w:bidi="ar-SA"/>
+          <w14:ligatures w14:val="none"/>
+        </w:rPr>
+        <w:br/>
+      </w:r>
+      <w:r>
+        <w:rPr>
+          <w:rFonts w:ascii="Consolas" w:eastAsia="Times New Roman" w:hAnsi="Consolas" w:cs="Courier New"/>
+          <w:spacing w:val="2"/>
+          <w:kern w:val="0"/>
+          <w:sz w:val="24"/>
+          <w:szCs w:val="24"/>
+          <w:bdr w:val="none" w:sz="0" w:space="0" w:color="auto" w:frame="1"/>
+          <w:lang w:val="en-US" w:bidi="ar-SA"/>
+          <w14:ligatures w14:val="none"/>
+        </w:rPr>
+        <w:t>Else</w:t>
+      </w:r>
+      <w:r>
+        <w:rPr>
+          <w:rFonts w:ascii="Consolas" w:eastAsia="Times New Roman" w:hAnsi="Consolas" w:cs="Courier New"/>
+          <w:spacing w:val="2"/>
+          <w:kern w:val="0"/>
+          <w:sz w:val="24"/>
+          <w:szCs w:val="24"/>
+          <w:lang w:val="en-US" w:bidi="ar-SA"/>
+          <w14:ligatures w14:val="none"/>
+        </w:rPr>
+        <w:br/>
+      </w:r>
+      <w:r>
+        <w:rPr>
+          <w:rFonts w:ascii="Consolas" w:eastAsia="Times New Roman" w:hAnsi="Consolas" w:cs="Courier New"/>
+          <w:spacing w:val="2"/>
+          <w:kern w:val="0"/>
+          <w:sz w:val="24"/>
+          <w:szCs w:val="24"/>
+          <w:bdr w:val="none" w:sz="0" w:space="0" w:color="auto" w:frame="1"/>
+          <w:lang w:val="en-US" w:bidi="ar-SA"/>
+          <w14:ligatures w14:val="none"/>
+        </w:rPr>
+        <w:t xml:space="preserve">   a) Add one of the next moves to solution vector and recursively </w:t>
+      </w:r>
+      <w:r>
+        <w:rPr>
+          <w:rFonts w:ascii="Consolas" w:eastAsia="Times New Roman" w:hAnsi="Consolas" w:cs="Courier New"/>
+          <w:spacing w:val="2"/>
+          <w:kern w:val="0"/>
+          <w:sz w:val="24"/>
+          <w:szCs w:val="24"/>
+          <w:lang w:val="en-US" w:bidi="ar-SA"/>
+          <w14:ligatures w14:val="none"/>
+        </w:rPr>
+        <w:br/>
+      </w:r>
+      <w:r>
+        <w:rPr>
+          <w:rFonts w:ascii="Consolas" w:eastAsia="Times New Roman" w:hAnsi="Consolas" w:cs="Courier New"/>
+          <w:spacing w:val="2"/>
+          <w:kern w:val="0"/>
+          <w:sz w:val="24"/>
+          <w:szCs w:val="24"/>
+          <w:bdr w:val="none" w:sz="0" w:space="0" w:color="auto" w:frame="1"/>
+          <w:lang w:val="en-US" w:bidi="ar-SA"/>
+          <w14:ligatures w14:val="none"/>
+        </w:rPr>
+        <w:t xml:space="preserve">   check if this move leads to a solution. (A Knight can make maximum </w:t>
+      </w:r>
+      <w:r>
+        <w:rPr>
+          <w:rFonts w:ascii="Consolas" w:eastAsia="Times New Roman" w:hAnsi="Consolas" w:cs="Courier New"/>
+          <w:spacing w:val="2"/>
+          <w:kern w:val="0"/>
+          <w:sz w:val="24"/>
+          <w:szCs w:val="24"/>
+          <w:lang w:val="en-US" w:bidi="ar-SA"/>
+          <w14:ligatures w14:val="none"/>
+        </w:rPr>
+        <w:br/>
+      </w:r>
+      <w:r>
+        <w:rPr>
+          <w:rFonts w:ascii="Consolas" w:eastAsia="Times New Roman" w:hAnsi="Consolas" w:cs="Courier New"/>
+          <w:spacing w:val="2"/>
+          <w:kern w:val="0"/>
+          <w:sz w:val="24"/>
+          <w:szCs w:val="24"/>
+          <w:bdr w:val="none" w:sz="0" w:space="0" w:color="auto" w:frame="1"/>
+          <w:lang w:val="en-US" w:bidi="ar-SA"/>
+          <w14:ligatures w14:val="none"/>
+        </w:rPr>
+        <w:t xml:space="preserve">   eight moves. We choose one of the 8 moves in this step).</w:t>
+      </w:r>
+      <w:r>
+        <w:rPr>
+          <w:rFonts w:ascii="Consolas" w:eastAsia="Times New Roman" w:hAnsi="Consolas" w:cs="Courier New"/>
+          <w:spacing w:val="2"/>
+          <w:kern w:val="0"/>
+          <w:sz w:val="24"/>
+          <w:szCs w:val="24"/>
+          <w:lang w:val="en-US" w:bidi="ar-SA"/>
+          <w14:ligatures w14:val="none"/>
+        </w:rPr>
+        <w:br/>
+      </w:r>
+      <w:r>
+        <w:rPr>
+          <w:rFonts w:ascii="Consolas" w:eastAsia="Times New Roman" w:hAnsi="Consolas" w:cs="Courier New"/>
+          <w:spacing w:val="2"/>
+          <w:kern w:val="0"/>
+          <w:sz w:val="24"/>
+          <w:szCs w:val="24"/>
+          <w:bdr w:val="none" w:sz="0" w:space="0" w:color="auto" w:frame="1"/>
+          <w:lang w:val="en-US" w:bidi="ar-SA"/>
+          <w14:ligatures w14:val="none"/>
+        </w:rPr>
+        <w:t xml:space="preserve">   b) If the move chosen in the above step doesn't lead to a solution</w:t>
+      </w:r>
+      <w:r>
+        <w:rPr>
+          <w:rFonts w:ascii="Consolas" w:eastAsia="Times New Roman" w:hAnsi="Consolas" w:cs="Courier New"/>
+          <w:spacing w:val="2"/>
+          <w:kern w:val="0"/>
+          <w:sz w:val="24"/>
+          <w:szCs w:val="24"/>
+          <w:lang w:val="en-US" w:bidi="ar-SA"/>
+          <w14:ligatures w14:val="none"/>
+        </w:rPr>
+        <w:br/>
+      </w:r>
+      <w:r>
+        <w:rPr>
+          <w:rFonts w:ascii="Consolas" w:eastAsia="Times New Roman" w:hAnsi="Consolas" w:cs="Courier New"/>
+          <w:spacing w:val="2"/>
+          <w:kern w:val="0"/>
+          <w:sz w:val="24"/>
+          <w:szCs w:val="24"/>
+          <w:bdr w:val="none" w:sz="0" w:space="0" w:color="auto" w:frame="1"/>
+          <w:lang w:val="en-US" w:bidi="ar-SA"/>
+          <w14:ligatures w14:val="none"/>
+        </w:rPr>
+        <w:t xml:space="preserve">   then remove this move from the solution vector and try other </w:t>
+      </w:r>
+      <w:r>
+        <w:rPr>
+          <w:rFonts w:ascii="Consolas" w:eastAsia="Times New Roman" w:hAnsi="Consolas" w:cs="Courier New"/>
+          <w:spacing w:val="2"/>
+          <w:kern w:val="0"/>
+          <w:sz w:val="24"/>
+          <w:szCs w:val="24"/>
+          <w:lang w:val="en-US" w:bidi="ar-SA"/>
+          <w14:ligatures w14:val="none"/>
+        </w:rPr>
+        <w:br/>
+      </w:r>
+      <w:r>
+        <w:rPr>
+          <w:rFonts w:ascii="Consolas" w:eastAsia="Times New Roman" w:hAnsi="Consolas" w:cs="Courier New"/>
+          <w:spacing w:val="2"/>
+          <w:kern w:val="0"/>
+          <w:sz w:val="24"/>
+          <w:szCs w:val="24"/>
+          <w:bdr w:val="none" w:sz="0" w:space="0" w:color="auto" w:frame="1"/>
+          <w:lang w:val="en-US" w:bidi="ar-SA"/>
+          <w14:ligatures w14:val="none"/>
+        </w:rPr>
+        <w:t xml:space="preserve">   alternative moves.</w:t>
+      </w:r>
+      <w:r>
+        <w:rPr>
+          <w:rFonts w:ascii="Consolas" w:eastAsia="Times New Roman" w:hAnsi="Consolas" w:cs="Courier New"/>
+          <w:spacing w:val="2"/>
+          <w:kern w:val="0"/>
+          <w:sz w:val="24"/>
+          <w:szCs w:val="24"/>
+          <w:lang w:val="en-US" w:bidi="ar-SA"/>
+          <w14:ligatures w14:val="none"/>
+        </w:rPr>
+        <w:br/>
+      </w:r>
+      <w:r>
+        <w:rPr>
+          <w:rFonts w:ascii="Consolas" w:eastAsia="Times New Roman" w:hAnsi="Consolas" w:cs="Courier New"/>
+          <w:spacing w:val="2"/>
+          <w:kern w:val="0"/>
+          <w:sz w:val="24"/>
+          <w:szCs w:val="24"/>
+          <w:bdr w:val="none" w:sz="0" w:space="0" w:color="auto" w:frame="1"/>
+          <w:lang w:val="en-US" w:bidi="ar-SA"/>
+          <w14:ligatures w14:val="none"/>
+        </w:rPr>
+        <w:t xml:space="preserve">   c) If none of the alternatives work then return false (Returning false </w:t>
+      </w:r>
+      <w:r>
+        <w:rPr>
+          <w:rFonts w:ascii="Consolas" w:eastAsia="Times New Roman" w:hAnsi="Consolas" w:cs="Courier New"/>
+          <w:spacing w:val="2"/>
+          <w:kern w:val="0"/>
+          <w:sz w:val="24"/>
+          <w:szCs w:val="24"/>
+          <w:lang w:val="en-US" w:bidi="ar-SA"/>
+          <w14:ligatures w14:val="none"/>
+        </w:rPr>
+        <w:br/>
+      </w:r>
+      <w:r>
+        <w:rPr>
+          <w:rFonts w:ascii="Consolas" w:eastAsia="Times New Roman" w:hAnsi="Consolas" w:cs="Courier New"/>
+          <w:spacing w:val="2"/>
+          <w:kern w:val="0"/>
+          <w:sz w:val="24"/>
+          <w:szCs w:val="24"/>
+          <w:bdr w:val="none" w:sz="0" w:space="0" w:color="auto" w:frame="1"/>
+          <w:lang w:val="en-US" w:bidi="ar-SA"/>
+          <w14:ligatures w14:val="none"/>
+        </w:rPr>
+        <w:t xml:space="preserve">   will remove the previously added item in recursion and if false is </w:t>
+      </w:r>
+      <w:r>
+        <w:rPr>
+          <w:rFonts w:ascii="Consolas" w:eastAsia="Times New Roman" w:hAnsi="Consolas" w:cs="Courier New"/>
+          <w:spacing w:val="2"/>
+          <w:kern w:val="0"/>
+          <w:sz w:val="24"/>
+          <w:szCs w:val="24"/>
+          <w:lang w:val="en-US" w:bidi="ar-SA"/>
+          <w14:ligatures w14:val="none"/>
+        </w:rPr>
+        <w:br/>
+      </w:r>
+      <w:r>
+        <w:rPr>
+          <w:rFonts w:ascii="Consolas" w:eastAsia="Times New Roman" w:hAnsi="Consolas" w:cs="Courier New"/>
+          <w:spacing w:val="2"/>
+          <w:kern w:val="0"/>
+          <w:sz w:val="24"/>
+          <w:szCs w:val="24"/>
+          <w:bdr w:val="none" w:sz="0" w:space="0" w:color="auto" w:frame="1"/>
+          <w:lang w:val="en-US" w:bidi="ar-SA"/>
+          <w14:ligatures w14:val="none"/>
+        </w:rPr>
+        <w:t xml:space="preserve">   returned by the initial call of recursion then "no solution exists</w:t>
+      </w:r>
+      <w:proofErr w:type="gramStart"/>
+      <w:r>
+        <w:rPr>
+          <w:rFonts w:ascii="Consolas" w:eastAsia="Times New Roman" w:hAnsi="Consolas" w:cs="Courier New"/>
+          <w:spacing w:val="2"/>
+          <w:kern w:val="0"/>
+          <w:sz w:val="24"/>
+          <w:szCs w:val="24"/>
+          <w:bdr w:val="none" w:sz="0" w:space="0" w:color="auto" w:frame="1"/>
+          <w:lang w:val="en-US" w:bidi="ar-SA"/>
+          <w14:ligatures w14:val="none"/>
+        </w:rPr>
+        <w:t>" )</w:t>
+      </w:r>
+      <w:proofErr w:type="gramEnd"/>
+    </w:p>
+    <w:p>
+      <w:pPr>
+        <w:rPr>
+          <w:lang w:val="en-US"/>
+        </w:rPr>
+      </w:pPr>
+    </w:p>
+    <w:p>
+      <w:pPr>
+        <w:rPr>
+          <w:lang w:val="en-US"/>
+        </w:rPr>
+      </w:pPr>
+    </w:p>
+    <w:p>
+      <w:pPr>
+        <w:rPr>
+          <w:lang w:val="en-US"/>
+        </w:rPr>
+      </w:pPr>
+      <w:r>
+        <w:rPr>
+          <w:lang w:val="en-US"/>
+        </w:rPr>
+        <w:lastRenderedPageBreak/>
+        <w:t>Backtracking template</w:t>
+      </w:r>
+      <w:r>
+        <w:rPr>
+          <w:lang w:val="en-US"/>
+        </w:rPr>
+        <w:br/>
+      </w:r>
+      <w:r>
+        <w:rPr>
+          <w:lang w:val="en-US"/>
+        </w:rPr>
+        <w:drawing>
+          <wp:inline distT="0" distB="0" distL="0" distR="0" wp14:anchorId="2C986F71" wp14:editId="3D7E4095">
+            <wp:extent cx="4324954" cy="3410426"/>
+            <wp:effectExtent l="0" t="0" r="0" b="0"/>
+            <wp:docPr id="8" name="Picture 8"/>
+            <wp:cNvGraphicFramePr>
+              <a:graphicFrameLocks xmlns:a="http://schemas.openxmlformats.org/drawingml/2006/main" noChangeAspect="1"/>
+            </wp:cNvGraphicFramePr>
+            <a:graphic xmlns:a="http://schemas.openxmlformats.org/drawingml/2006/main">
+              <a:graphicData uri="http://schemas.openxmlformats.org/drawingml/2006/picture">
+                <pic:pic xmlns:pic="http://schemas.openxmlformats.org/drawingml/2006/picture">
+                  <pic:nvPicPr>
+                    <pic:cNvPr id="1" name=""/>
+                    <pic:cNvPicPr/>
+                  </pic:nvPicPr>
+                  <pic:blipFill>
+                    <a:blip r:embed="rId11"/>
+                    <a:stretch>
+                      <a:fillRect/>
+                    </a:stretch>
+                  </pic:blipFill>
+                  <pic:spPr>
+                    <a:xfrm>
+                      <a:off x="0" y="0"/>
+                      <a:ext cx="4324954" cy="3410426"/>
+                    </a:xfrm>
+                    <a:prstGeom prst="rect">
+                      <a:avLst/>
+                    </a:prstGeom>
+                  </pic:spPr>
+                </pic:pic>
+              </a:graphicData>
+            </a:graphic>
+          </wp:inline>
+        </w:drawing>
+      </w:r>
+    </w:p>
+    <w:p>
+      <w:pPr>
+        <w:tabs>
+          <w:tab w:val="left" w:pos="1763"/>
+        </w:tabs>
+        <w:rPr>
+          <w:lang w:val="en-US"/>
+        </w:rPr>
+      </w:pPr>
+      <w:r>
+        <w:rPr>
+          <w:lang w:val="en-US"/>
+        </w:rPr>
+        <w:lastRenderedPageBreak/>
+        <w:tab/>
+      </w:r>
+      <w:r>
+        <w:rPr>
+          <w:lang w:val="en-US"/>
+        </w:rPr>
+        <w:drawing>
+          <wp:inline distT="0" distB="0" distL="0" distR="0" wp14:anchorId="572E15F5" wp14:editId="361F8866">
+            <wp:extent cx="5731510" cy="5738495"/>
+            <wp:effectExtent l="0" t="0" r="2540" b="0"/>
+            <wp:docPr id="5" name="Picture 5"/>
+            <wp:cNvGraphicFramePr>
+              <a:graphicFrameLocks xmlns:a="http://schemas.openxmlformats.org/drawingml/2006/main" noChangeAspect="1"/>
+            </wp:cNvGraphicFramePr>
+            <a:graphic xmlns:a="http://schemas.openxmlformats.org/drawingml/2006/main">
+              <a:graphicData uri="http://schemas.openxmlformats.org/drawingml/2006/picture">
+                <pic:pic xmlns:pic="http://schemas.openxmlformats.org/drawingml/2006/picture">
+                  <pic:nvPicPr>
+                    <pic:cNvPr id="1" name=""/>
+                    <pic:cNvPicPr/>
+                  </pic:nvPicPr>
+                  <pic:blipFill>
+                    <a:blip r:embed="rId12"/>
+                    <a:stretch>
+                      <a:fillRect/>
+                    </a:stretch>
+                  </pic:blipFill>
+                  <pic:spPr>
+                    <a:xfrm>
+                      <a:off x="0" y="0"/>
+                      <a:ext cx="5731510" cy="5738495"/>
+                    </a:xfrm>
+                    <a:prstGeom prst="rect">
+                      <a:avLst/>
+                    </a:prstGeom>
+                  </pic:spPr>
+                </pic:pic>
+              </a:graphicData>
+            </a:graphic>
+          </wp:inline>
+        </w:drawing>
+      </w:r>
+    </w:p>
+    <w:p>
+      <w:pPr>
+        <w:rPr>
+          <w:lang w:val="en-US"/>
+        </w:rPr>
+      </w:pPr>
+      <w:r>
+        <w:rPr>
+          <w:lang w:val="en-US"/>
+        </w:rPr>
+        <w:br w:type="page"/>
+      </w:r>
+    </w:p>
+    <w:p>
+      <w:pPr>
+        <w:tabs>
+          <w:tab w:val="left" w:pos="1763"/>
+        </w:tabs>
+        <w:rPr>
+          <w:lang w:val="en-US"/>
+        </w:rPr>
+      </w:pPr>
+      <w:r>
+        <w:rPr>
+          <w:lang w:val="en-US"/>
+        </w:rPr>
+        <w:lastRenderedPageBreak/>
+        <w:t xml:space="preserve">Rat in maze </w:t>
+      </w:r>
+    </w:p>
+    <w:p>
+      <w:pPr>
+        <w:tabs>
+          <w:tab w:val="left" w:pos="1763"/>
+        </w:tabs>
+        <w:rPr>
+          <w:lang w:val="en-US"/>
+        </w:rPr>
+      </w:pPr>
+      <w:r>
+        <w:rPr>
+          <w:lang w:val="en-US"/>
+        </w:rPr>
+        <w:drawing>
+          <wp:inline distT="0" distB="0" distL="0" distR="0" wp14:anchorId="7A515EC3" wp14:editId="1EAD5F7E">
+            <wp:extent cx="5731510" cy="4871720"/>
+            <wp:effectExtent l="0" t="0" r="2540" b="5080"/>
+            <wp:docPr id="10" name="Picture 10"/>
+            <wp:cNvGraphicFramePr>
+              <a:graphicFrameLocks xmlns:a="http://schemas.openxmlformats.org/drawingml/2006/main" noChangeAspect="1"/>
+            </wp:cNvGraphicFramePr>
+            <a:graphic xmlns:a="http://schemas.openxmlformats.org/drawingml/2006/main">
+              <a:graphicData uri="http://schemas.openxmlformats.org/drawingml/2006/picture">
+                <pic:pic xmlns:pic="http://schemas.openxmlformats.org/drawingml/2006/picture">
+                  <pic:nvPicPr>
+                    <pic:cNvPr id="1" name=""/>
+                    <pic:cNvPicPr/>
+                  </pic:nvPicPr>
+                  <pic:blipFill>
+                    <a:blip r:embed="rId13"/>
+                    <a:stretch>
+                      <a:fillRect/>
+                    </a:stretch>
+                  </pic:blipFill>
+                  <pic:spPr>
+                    <a:xfrm>
+                      <a:off x="0" y="0"/>
+                      <a:ext cx="5731510" cy="4871720"/>
+                    </a:xfrm>
+                    <a:prstGeom prst="rect">
+                      <a:avLst/>
+                    </a:prstGeom>
+                  </pic:spPr>
+                </pic:pic>
+              </a:graphicData>
+            </a:graphic>
+          </wp:inline>
+        </w:drawing>
+      </w:r>
+    </w:p>
+    <w:p>
+      <w:pPr>
+        <w:rPr>
+          <w:lang w:val="en-US"/>
+        </w:rPr>
+      </w:pPr>
+      <w:r>
+        <w:rPr>
+          <w:lang w:val="en-US"/>
+        </w:rPr>
+        <w:br w:type="page"/>
+      </w:r>
+    </w:p>
+    <w:p>
+      <w:pPr>
+        <w:tabs>
+          <w:tab w:val="left" w:pos="1763"/>
+        </w:tabs>
+        <w:rPr>
+          <w:lang w:val="en-US"/>
+        </w:rPr>
+      </w:pPr>
+      <w:proofErr w:type="spellStart"/>
+      <w:r>
+        <w:rPr>
+          <w:lang w:val="en-US"/>
+        </w:rPr>
+        <w:lastRenderedPageBreak/>
+        <w:t>Nqueen</w:t>
+      </w:r>
+      <w:proofErr w:type="spellEnd"/>
+      <w:r>
+        <w:rPr>
+          <w:lang w:val="en-US"/>
+        </w:rPr>
+        <w:t xml:space="preserve">  -</w:t>
+      </w:r>
+      <w:r>
+        <w:rPr>
+          <w:lang w:val="en-US"/>
+        </w:rPr>
+        <w:t>https://github.com/HimanshuVerma18111989/Code-Campaign/blob/master/Recursion/Program.cs</w:t>
+      </w:r>
+      <w:r>
+        <w:rPr>
+          <w:lang w:val="en-US"/>
+        </w:rPr>
+        <w:t xml:space="preserve"> </w:t>
+      </w:r>
+      <w:bookmarkStart w:id="0" w:name="_GoBack"/>
+      <w:bookmarkEnd w:id="0"/>
+    </w:p>
+    <w:p>
+      <w:pPr>
+        <w:tabs>
+          <w:tab w:val="left" w:pos="1763"/>
+        </w:tabs>
+        <w:rPr>
+          <w:lang w:val="en-US"/>
+        </w:rPr>
+      </w:pPr>
+      <w:r>
+        <w:rPr>
+          <w:lang w:val="en-US"/>
+        </w:rPr>
+        <w:drawing>
+          <wp:inline distT="0" distB="0" distL="0" distR="0" wp14:anchorId="57940427" wp14:editId="3E54E20E">
+            <wp:extent cx="2772461" cy="4438542"/>
+            <wp:effectExtent l="0" t="0" r="8890" b="635"/>
+            <wp:docPr id="11" name="Picture 11"/>
+            <wp:cNvGraphicFramePr>
+              <a:graphicFrameLocks xmlns:a="http://schemas.openxmlformats.org/drawingml/2006/main" noChangeAspect="1"/>
+            </wp:cNvGraphicFramePr>
+            <a:graphic xmlns:a="http://schemas.openxmlformats.org/drawingml/2006/main">
+              <a:graphicData uri="http://schemas.openxmlformats.org/drawingml/2006/picture">
+                <pic:pic xmlns:pic="http://schemas.openxmlformats.org/drawingml/2006/picture">
+                  <pic:nvPicPr>
+                    <pic:cNvPr id="1" name=""/>
+                    <pic:cNvPicPr/>
+                  </pic:nvPicPr>
+                  <pic:blipFill>
+                    <a:blip r:embed="rId14"/>
+                    <a:stretch>
+                      <a:fillRect/>
+                    </a:stretch>
+                  </pic:blipFill>
+                  <pic:spPr>
+                    <a:xfrm>
+                      <a:off x="0" y="0"/>
+                      <a:ext cx="2781755" cy="4453421"/>
+                    </a:xfrm>
+                    <a:prstGeom prst="rect">
+                      <a:avLst/>
+                    </a:prstGeom>
+                  </pic:spPr>
+                </pic:pic>
+              </a:graphicData>
+            </a:graphic>
+          </wp:inline>
+        </w:drawing>
+      </w:r>
+      <w:r>
+        <w:rPr>
+          <w:lang w:val="en-US"/>
+        </w:rPr>
+        <w:drawing>
+          <wp:inline distT="0" distB="0" distL="0" distR="0" wp14:anchorId="2C69855F" wp14:editId="4A5E2B82">
+            <wp:extent cx="2838883" cy="3226003"/>
+            <wp:effectExtent l="0" t="0" r="0" b="0"/>
+            <wp:docPr id="12" name="Picture 12"/>
+            <wp:cNvGraphicFramePr>
+              <a:graphicFrameLocks xmlns:a="http://schemas.openxmlformats.org/drawingml/2006/main" noChangeAspect="1"/>
+            </wp:cNvGraphicFramePr>
+            <a:graphic xmlns:a="http://schemas.openxmlformats.org/drawingml/2006/main">
+              <a:graphicData uri="http://schemas.openxmlformats.org/drawingml/2006/picture">
+                <pic:pic xmlns:pic="http://schemas.openxmlformats.org/drawingml/2006/picture">
+                  <pic:nvPicPr>
+                    <pic:cNvPr id="1" name=""/>
+                    <pic:cNvPicPr/>
+                  </pic:nvPicPr>
+                  <pic:blipFill>
+                    <a:blip r:embed="rId15"/>
+                    <a:stretch>
+                      <a:fillRect/>
+                    </a:stretch>
+                  </pic:blipFill>
+                  <pic:spPr>
+                    <a:xfrm>
+                      <a:off x="0" y="0"/>
+                      <a:ext cx="2844667" cy="3232576"/>
                     </a:xfrm>
                     <a:prstGeom prst="rect">
                       <a:avLst/>
@@ -944,6 +1711,58 @@
       <w:bCs/>
     </w:rPr>
   </w:style>
+  <w:style w:type="paragraph" w:styleId="HTMLPreformatted">
+    <w:name w:val="HTML Preformatted"/>
+    <w:basedOn w:val="Normal"/>
+    <w:link w:val="HTMLPreformattedChar"/>
+    <w:uiPriority w:val="99"/>
+    <w:semiHidden/>
+    <w:unhideWhenUsed/>
+    <w:rsid w:val="00925F9C"/>
+    <w:pPr>
+      <w:tabs>
+        <w:tab w:val="left" w:pos="916"/>
+        <w:tab w:val="left" w:pos="1832"/>
+        <w:tab w:val="left" w:pos="2748"/>
+        <w:tab w:val="left" w:pos="3664"/>
+        <w:tab w:val="left" w:pos="4580"/>
+        <w:tab w:val="left" w:pos="5496"/>
+        <w:tab w:val="left" w:pos="6412"/>
+        <w:tab w:val="left" w:pos="7328"/>
+        <w:tab w:val="left" w:pos="8244"/>
+        <w:tab w:val="left" w:pos="9160"/>
+        <w:tab w:val="left" w:pos="10076"/>
+        <w:tab w:val="left" w:pos="10992"/>
+        <w:tab w:val="left" w:pos="11908"/>
+        <w:tab w:val="left" w:pos="12824"/>
+        <w:tab w:val="left" w:pos="13740"/>
+        <w:tab w:val="left" w:pos="14656"/>
+      </w:tabs>
+      <w:spacing w:after="0" w:line="240" w:lineRule="auto"/>
+    </w:pPr>
+    <w:rPr>
+      <w:rFonts w:ascii="Courier New" w:eastAsia="Times New Roman" w:hAnsi="Courier New" w:cs="Courier New"/>
+      <w:kern w:val="0"/>
+      <w:sz w:val="20"/>
+      <w:lang w:val="en-US" w:bidi="ar-SA"/>
+      <w14:ligatures w14:val="none"/>
+    </w:rPr>
+  </w:style>
+  <w:style w:type="character" w:customStyle="1" w:styleId="HTMLPreformattedChar">
+    <w:name w:val="HTML Preformatted Char"/>
+    <w:basedOn w:val="DefaultParagraphFont"/>
+    <w:link w:val="HTMLPreformatted"/>
+    <w:uiPriority w:val="99"/>
+    <w:semiHidden/>
+    <w:rsid w:val="00925F9C"/>
+    <w:rPr>
+      <w:rFonts w:ascii="Courier New" w:eastAsia="Times New Roman" w:hAnsi="Courier New" w:cs="Courier New"/>
+      <w:kern w:val="0"/>
+      <w:sz w:val="20"/>
+      <w:lang w:val="en-US" w:bidi="ar-SA"/>
+      <w14:ligatures w14:val="none"/>
+    </w:rPr>
+  </w:style>
 </w:styles>
 </file>
 
